--- a/Спецификация USE_Case_Diagram.docx
+++ b/Спецификация USE_Case_Diagram.docx
@@ -1,9 +1,10 @@
 
 <file path=word/document.xml><?xml version="1.0" encoding="utf-8"?>
-<w:document xmlns:wpc="http://schemas.microsoft.com/office/word/2010/wordprocessingCanvas" xmlns:cx="http://schemas.microsoft.com/office/drawing/2014/chartex" xmlns:cx1="http://schemas.microsoft.com/office/drawing/2015/9/8/chartex" xmlns:mc="http://schemas.openxmlformats.org/markup-compatibility/2006" xmlns:o="urn:schemas-microsoft-com:office:office" xmlns:r="http://schemas.openxmlformats.org/officeDocument/2006/relationships" xmlns:m="http://schemas.openxmlformats.org/officeDocument/2006/math" xmlns:v="urn:schemas-microsoft-com:vml" xmlns:wp14="http://schemas.microsoft.com/office/word/2010/wordprocessingDrawing" xmlns:wp="http://schemas.openxmlformats.org/drawingml/2006/wordprocessingDrawing" xmlns:w10="urn:schemas-microsoft-com:office:word" xmlns:w="http://schemas.openxmlformats.org/wordprocessingml/2006/main" xmlns:w14="http://schemas.microsoft.com/office/word/2010/wordml" xmlns:w15="http://schemas.microsoft.com/office/word/2012/wordml" xmlns:w16se="http://schemas.microsoft.com/office/word/2015/wordml/symex" xmlns:wpg="http://schemas.microsoft.com/office/word/2010/wordprocessingGroup" xmlns:wpi="http://schemas.microsoft.com/office/word/2010/wordprocessingInk" xmlns:wne="http://schemas.microsoft.com/office/word/2006/wordml" xmlns:wps="http://schemas.microsoft.com/office/word/2010/wordprocessingShape" mc:Ignorable="w14 w15 w16se wp14">
+<w:document xmlns:wpc="http://schemas.microsoft.com/office/word/2010/wordprocessingCanvas" xmlns:cx="http://schemas.microsoft.com/office/drawing/2014/chartex" xmlns:cx1="http://schemas.microsoft.com/office/drawing/2015/9/8/chartex" xmlns:cx2="http://schemas.microsoft.com/office/drawing/2015/10/21/chartex" xmlns:cx3="http://schemas.microsoft.com/office/drawing/2016/5/9/chartex" xmlns:cx4="http://schemas.microsoft.com/office/drawing/2016/5/10/chartex" xmlns:cx5="http://schemas.microsoft.com/office/drawing/2016/5/11/chartex" xmlns:cx6="http://schemas.microsoft.com/office/drawing/2016/5/12/chartex" xmlns:cx7="http://schemas.microsoft.com/office/drawing/2016/5/13/chartex" xmlns:cx8="http://schemas.microsoft.com/office/drawing/2016/5/14/chartex" xmlns:mc="http://schemas.openxmlformats.org/markup-compatibility/2006" xmlns:aink="http://schemas.microsoft.com/office/drawing/2016/ink" xmlns:am3d="http://schemas.microsoft.com/office/drawing/2017/model3d" xmlns:o="urn:schemas-microsoft-com:office:office" xmlns:oel="http://schemas.microsoft.com/office/2019/extlst" xmlns:r="http://schemas.openxmlformats.org/officeDocument/2006/relationships" xmlns:m="http://schemas.openxmlformats.org/officeDocument/2006/math" xmlns:v="urn:schemas-microsoft-com:vml" xmlns:wp14="http://schemas.microsoft.com/office/word/2010/wordprocessingDrawing" xmlns:wp="http://schemas.openxmlformats.org/drawingml/2006/wordprocessingDrawing" xmlns:w10="urn:schemas-microsoft-com:office:word" xmlns:w="http://schemas.openxmlformats.org/wordprocessingml/2006/main" xmlns:w14="http://schemas.microsoft.com/office/word/2010/wordml" xmlns:w15="http://schemas.microsoft.com/office/word/2012/wordml" xmlns:w16cex="http://schemas.microsoft.com/office/word/2018/wordml/cex" xmlns:w16cid="http://schemas.microsoft.com/office/word/2016/wordml/cid" xmlns:w16="http://schemas.microsoft.com/office/word/2018/wordml" xmlns:w16sdtdh="http://schemas.microsoft.com/office/word/2020/wordml/sdtdatahash" xmlns:w16se="http://schemas.microsoft.com/office/word/2015/wordml/symex" xmlns:wpg="http://schemas.microsoft.com/office/word/2010/wordprocessingGroup" xmlns:wpi="http://schemas.microsoft.com/office/word/2010/wordprocessingInk" xmlns:wne="http://schemas.microsoft.com/office/word/2006/wordml" xmlns:wps="http://schemas.microsoft.com/office/word/2010/wordprocessingShape" mc:Ignorable="w14 w15 w16se w16cid w16 w16cex w16sdtdh wp14">
   <w:body>
     <w:p>
       <w:pPr>
+        <w:jc w:val="center"/>
         <w:rPr>
           <w:rFonts w:ascii="Times New Roman" w:eastAsia="Times New Roman" w:hAnsi="Times New Roman" w:cs="Times New Roman"/>
           <w:kern w:val="36"/>
@@ -42,6 +43,90 @@
           <w:lang w:eastAsia="ru-RU"/>
         </w:rPr>
         <w:t>На рисунке 1 приведена диаграмма прецедентов для информационной системы «Управление автопарком». В данной системе можно выделить следующие субъекты и соответствующие им прецеденты:</w:t>
+      </w:r>
+    </w:p>
+    <w:p>
+      <w:pPr>
+        <w:jc w:val="center"/>
+        <w:rPr>
+          <w:rFonts w:ascii="Times New Roman" w:eastAsia="Times New Roman" w:hAnsi="Times New Roman" w:cs="Times New Roman"/>
+          <w:kern w:val="36"/>
+          <w:sz w:val="28"/>
+          <w:szCs w:val="28"/>
+          <w:lang w:eastAsia="ru-RU"/>
+        </w:rPr>
+      </w:pPr>
+      <w:r>
+        <w:rPr>
+          <w:rFonts w:ascii="Times New Roman" w:eastAsia="Times New Roman" w:hAnsi="Times New Roman" w:cs="Times New Roman"/>
+          <w:kern w:val="36"/>
+          <w:sz w:val="28"/>
+          <w:szCs w:val="28"/>
+          <w:lang w:eastAsia="ru-RU"/>
+        </w:rPr>
+        <w:t>Рисунок 1</w:t>
+      </w:r>
+    </w:p>
+    <w:p>
+      <w:pPr>
+        <w:jc w:val="center"/>
+        <w:rPr>
+          <w:rFonts w:ascii="Times New Roman" w:eastAsia="Times New Roman" w:hAnsi="Times New Roman" w:cs="Times New Roman"/>
+          <w:kern w:val="36"/>
+          <w:sz w:val="28"/>
+          <w:szCs w:val="28"/>
+          <w:lang w:eastAsia="ru-RU"/>
+        </w:rPr>
+      </w:pPr>
+      <w:r>
+        <w:rPr>
+          <w:rFonts w:ascii="Times New Roman" w:eastAsia="Times New Roman" w:hAnsi="Times New Roman" w:cs="Times New Roman"/>
+          <w:kern w:val="36"/>
+          <w:sz w:val="28"/>
+          <w:szCs w:val="28"/>
+          <w:lang w:eastAsia="ru-RU"/>
+        </w:rPr>
+        <w:drawing>
+          <wp:inline distT="0" distB="0" distL="0" distR="0" wp14:anchorId="1046EDDE" wp14:editId="4434A9F7">
+            <wp:extent cx="5940425" cy="2947035"/>
+            <wp:effectExtent l="0" t="0" r="3175" b="5715"/>
+            <wp:docPr id="1" name="Рисунок 1"/>
+            <wp:cNvGraphicFramePr>
+              <a:graphicFrameLocks xmlns:a="http://schemas.openxmlformats.org/drawingml/2006/main" noChangeAspect="1"/>
+            </wp:cNvGraphicFramePr>
+            <a:graphic xmlns:a="http://schemas.openxmlformats.org/drawingml/2006/main">
+              <a:graphicData uri="http://schemas.openxmlformats.org/drawingml/2006/picture">
+                <pic:pic xmlns:pic="http://schemas.openxmlformats.org/drawingml/2006/picture">
+                  <pic:nvPicPr>
+                    <pic:cNvPr id="1" name=""/>
+                    <pic:cNvPicPr/>
+                  </pic:nvPicPr>
+                  <pic:blipFill>
+                    <a:blip r:embed="rId6" cstate="print">
+                      <a:extLst>
+                        <a:ext uri="{28A0092B-C50C-407E-A947-70E740481C1C}">
+                          <a14:useLocalDpi xmlns:a14="http://schemas.microsoft.com/office/drawing/2010/main" val="0"/>
+                        </a:ext>
+                      </a:extLst>
+                    </a:blip>
+                    <a:stretch>
+                      <a:fillRect/>
+                    </a:stretch>
+                  </pic:blipFill>
+                  <pic:spPr>
+                    <a:xfrm>
+                      <a:off x="0" y="0"/>
+                      <a:ext cx="5940425" cy="2947035"/>
+                    </a:xfrm>
+                    <a:prstGeom prst="rect">
+                      <a:avLst/>
+                    </a:prstGeom>
+                  </pic:spPr>
+                </pic:pic>
+              </a:graphicData>
+            </a:graphic>
+          </wp:inline>
+        </w:drawing>
       </w:r>
     </w:p>
     <w:p>
@@ -116,7 +201,18 @@
           <w:szCs w:val="28"/>
           <w:lang w:eastAsia="ru-RU"/>
         </w:rPr>
-        <w:t>Администратор — управляет справочниками (типы ремонтов, нормы расхода топлива) («Управление справочниками»), блокирует пользователей при нарушении требований компаний или законов («Блокировка пользователя»), экспортирует отчёты в Excel и PDF («Экспорт в Excel», «Экспорт в PDF»).</w:t>
+        <w:t xml:space="preserve">Администратор — управляет справочниками (типы ремонтов, нормы расхода топлива) («Управление справочниками»), блокирует пользователей при нарушении требований компаний или законов </w:t>
+      </w:r>
+      <w:r>
+        <w:rPr>
+          <w:rFonts w:ascii="Times New Roman" w:eastAsia="Times New Roman" w:hAnsi="Times New Roman" w:cs="Times New Roman"/>
+          <w:kern w:val="36"/>
+          <w:sz w:val="28"/>
+          <w:szCs w:val="28"/>
+          <w:lang w:eastAsia="ru-RU"/>
+        </w:rPr>
+        <w:lastRenderedPageBreak/>
+        <w:t>(«Блокировка пользователя»), экспортирует отчёты в Excel и PDF («Экспорт в Excel», «Экспорт в PDF»).</w:t>
       </w:r>
     </w:p>
     <w:p>
@@ -158,7 +254,6 @@
           <w:szCs w:val="28"/>
           <w:lang w:eastAsia="ru-RU"/>
         </w:rPr>
-        <w:lastRenderedPageBreak/>
         <w:t>Дальнейшее развитие модели поведения системы предполагает описание прецедентов. Типичное описание содержит следующие разделы:</w:t>
       </w:r>
     </w:p>
@@ -363,7 +458,6 @@
         </w:rPr>
         <w:t xml:space="preserve">Таблица 5 – </w:t>
       </w:r>
-      <w:bookmarkStart w:id="0" w:name="_GoBack"/>
       <w:r>
         <w:rPr>
           <w:rFonts w:ascii="Times New Roman" w:eastAsia="Times New Roman" w:hAnsi="Times New Roman" w:cs="Times New Roman"/>
@@ -372,9 +466,8 @@
           <w:szCs w:val="28"/>
           <w:lang w:eastAsia="ru-RU"/>
         </w:rPr>
-        <w:t xml:space="preserve">Описание </w:t>
+        <w:t>Описание прецендента</w:t>
       </w:r>
-      <w:proofErr w:type="spellStart"/>
       <w:r>
         <w:rPr>
           <w:rFonts w:ascii="Times New Roman" w:eastAsia="Times New Roman" w:hAnsi="Times New Roman" w:cs="Times New Roman"/>
@@ -383,29 +476,7 @@
           <w:szCs w:val="28"/>
           <w:lang w:eastAsia="ru-RU"/>
         </w:rPr>
-        <w:t>прецендента</w:t>
-      </w:r>
-      <w:proofErr w:type="spellEnd"/>
-      <w:r>
-        <w:rPr>
-          <w:rFonts w:ascii="Times New Roman" w:eastAsia="Times New Roman" w:hAnsi="Times New Roman" w:cs="Times New Roman"/>
-          <w:kern w:val="36"/>
-          <w:sz w:val="28"/>
-          <w:szCs w:val="28"/>
-          <w:lang w:eastAsia="ru-RU"/>
-        </w:rPr>
-        <w:t xml:space="preserve"> </w:t>
-      </w:r>
-      <w:bookmarkEnd w:id="0"/>
-      <w:r>
-        <w:rPr>
-          <w:rFonts w:ascii="Times New Roman" w:eastAsia="Times New Roman" w:hAnsi="Times New Roman" w:cs="Times New Roman"/>
-          <w:kern w:val="36"/>
-          <w:sz w:val="28"/>
-          <w:szCs w:val="28"/>
-          <w:lang w:eastAsia="ru-RU"/>
-        </w:rPr>
-        <w:t>«Авторизоваться»</w:t>
+        <w:t xml:space="preserve"> «Авторизоваться»</w:t>
       </w:r>
     </w:p>
     <w:tbl>
@@ -605,6 +676,7 @@
                 <w:szCs w:val="28"/>
                 <w:lang w:eastAsia="ru-RU"/>
               </w:rPr>
+              <w:lastRenderedPageBreak/>
               <w:t>субъекты</w:t>
             </w:r>
           </w:p>
@@ -954,7 +1026,6 @@
           <w:szCs w:val="28"/>
           <w:lang w:eastAsia="ru-RU"/>
         </w:rPr>
-        <w:lastRenderedPageBreak/>
         <w:t>Таблица 6 - Описание</w:t>
       </w:r>
       <w:r>
@@ -1339,7 +1410,18 @@
                 <w:szCs w:val="28"/>
                 <w:lang w:eastAsia="ru-RU"/>
               </w:rPr>
-              <w:t>Водитель заполняет регистрационную форму (ФИО, контактные данные, данные водительского удостоверения) и отправляет данные. Администратор проверяет данные и одобряет регистрацию. Учётная запись активируется.</w:t>
+              <w:t xml:space="preserve">Водитель заполняет регистрационную форму (ФИО, контактные данные, данные водительского удостоверения) и отправляет </w:t>
+            </w:r>
+            <w:r>
+              <w:rPr>
+                <w:rFonts w:ascii="Times New Roman" w:eastAsia="Times New Roman" w:hAnsi="Times New Roman" w:cs="Times New Roman"/>
+                <w:kern w:val="36"/>
+                <w:sz w:val="28"/>
+                <w:szCs w:val="28"/>
+                <w:lang w:eastAsia="ru-RU"/>
+              </w:rPr>
+              <w:lastRenderedPageBreak/>
+              <w:t>данные. Администратор проверяет данные и одобряет регистрацию. Учётная запись активируется.</w:t>
             </w:r>
           </w:p>
         </w:tc>
@@ -1375,6 +1457,7 @@
                 <w:szCs w:val="28"/>
                 <w:lang w:eastAsia="ru-RU"/>
               </w:rPr>
+              <w:lastRenderedPageBreak/>
               <w:t>Альтернативный поток</w:t>
             </w:r>
           </w:p>
@@ -1524,20 +1607,8 @@
           <w:szCs w:val="28"/>
           <w:lang w:eastAsia="ru-RU"/>
         </w:rPr>
-        <w:t xml:space="preserve">Описание </w:t>
+        <w:t>Описание прецендента</w:t>
       </w:r>
-      <w:proofErr w:type="spellStart"/>
-      <w:r>
-        <w:rPr>
-          <w:rFonts w:ascii="Times New Roman" w:eastAsia="Times New Roman" w:hAnsi="Times New Roman" w:cs="Times New Roman"/>
-          <w:kern w:val="36"/>
-          <w:sz w:val="28"/>
-          <w:szCs w:val="28"/>
-          <w:lang w:eastAsia="ru-RU"/>
-        </w:rPr>
-        <w:t>прецендента</w:t>
-      </w:r>
-      <w:proofErr w:type="spellEnd"/>
       <w:r>
         <w:rPr>
           <w:rFonts w:ascii="Times New Roman" w:eastAsia="Times New Roman" w:hAnsi="Times New Roman" w:cs="Times New Roman"/>
@@ -1710,18 +1781,7 @@
                 <w:szCs w:val="28"/>
                 <w:lang w:eastAsia="ru-RU"/>
               </w:rPr>
-              <w:t xml:space="preserve">Водитель фиксирует в системе время начала и завершения рабочей смены. Данные </w:t>
-            </w:r>
-            <w:r>
-              <w:rPr>
-                <w:rFonts w:ascii="Times New Roman" w:eastAsia="Times New Roman" w:hAnsi="Times New Roman" w:cs="Times New Roman"/>
-                <w:kern w:val="36"/>
-                <w:sz w:val="28"/>
-                <w:szCs w:val="28"/>
-                <w:lang w:eastAsia="ru-RU"/>
-              </w:rPr>
-              <w:lastRenderedPageBreak/>
-              <w:t>используются для учёта рабочего времени и формирования отчётов.</w:t>
+              <w:t>Водитель фиксирует в системе время начала и завершения рабочей смены. Данные используются для учёта рабочего времени и формирования отчётов.</w:t>
             </w:r>
           </w:p>
         </w:tc>
@@ -1757,7 +1817,6 @@
                 <w:szCs w:val="28"/>
                 <w:lang w:eastAsia="ru-RU"/>
               </w:rPr>
-              <w:lastRenderedPageBreak/>
               <w:t>Субъекты</w:t>
             </w:r>
           </w:p>
@@ -2038,6 +2097,7 @@
                 <w:szCs w:val="28"/>
                 <w:lang w:eastAsia="ru-RU"/>
               </w:rPr>
+              <w:lastRenderedPageBreak/>
               <w:t>Постусловия</w:t>
             </w:r>
           </w:p>
@@ -2117,20 +2177,8 @@
           <w:szCs w:val="28"/>
           <w:lang w:eastAsia="ru-RU"/>
         </w:rPr>
-        <w:t xml:space="preserve">Описание </w:t>
+        <w:t>Описание прецендента</w:t>
       </w:r>
-      <w:proofErr w:type="spellStart"/>
-      <w:r>
-        <w:rPr>
-          <w:rFonts w:ascii="Times New Roman" w:eastAsia="Times New Roman" w:hAnsi="Times New Roman" w:cs="Times New Roman"/>
-          <w:kern w:val="36"/>
-          <w:sz w:val="28"/>
-          <w:szCs w:val="28"/>
-          <w:lang w:eastAsia="ru-RU"/>
-        </w:rPr>
-        <w:t>прецендента</w:t>
-      </w:r>
-      <w:proofErr w:type="spellEnd"/>
       <w:r>
         <w:rPr>
           <w:rFonts w:ascii="Times New Roman" w:eastAsia="Times New Roman" w:hAnsi="Times New Roman" w:cs="Times New Roman"/>
@@ -2525,7 +2573,6 @@
                 <w:szCs w:val="28"/>
                 <w:lang w:eastAsia="ru-RU"/>
               </w:rPr>
-              <w:lastRenderedPageBreak/>
               <w:t>Основной поток</w:t>
             </w:r>
           </w:p>
@@ -2775,20 +2822,8 @@
           <w:szCs w:val="28"/>
           <w:lang w:eastAsia="ru-RU"/>
         </w:rPr>
-        <w:t xml:space="preserve">Описание </w:t>
+        <w:t>Описание прецендента</w:t>
       </w:r>
-      <w:proofErr w:type="spellStart"/>
-      <w:r>
-        <w:rPr>
-          <w:rFonts w:ascii="Times New Roman" w:eastAsia="Times New Roman" w:hAnsi="Times New Roman" w:cs="Times New Roman"/>
-          <w:kern w:val="36"/>
-          <w:sz w:val="28"/>
-          <w:szCs w:val="28"/>
-          <w:lang w:eastAsia="ru-RU"/>
-        </w:rPr>
-        <w:t>прецендента</w:t>
-      </w:r>
-      <w:proofErr w:type="spellEnd"/>
       <w:r>
         <w:rPr>
           <w:rFonts w:ascii="Times New Roman" w:eastAsia="Times New Roman" w:hAnsi="Times New Roman" w:cs="Times New Roman"/>
@@ -2857,6 +2892,7 @@
                 <w:szCs w:val="28"/>
                 <w:lang w:eastAsia="ru-RU"/>
               </w:rPr>
+              <w:lastRenderedPageBreak/>
               <w:t>Раздел</w:t>
             </w:r>
           </w:p>
@@ -3356,20 +3392,8 @@
           <w:szCs w:val="28"/>
           <w:lang w:eastAsia="ru-RU"/>
         </w:rPr>
-        <w:t xml:space="preserve">Описание </w:t>
+        <w:t>Описание прецендента</w:t>
       </w:r>
-      <w:proofErr w:type="spellStart"/>
-      <w:r>
-        <w:rPr>
-          <w:rFonts w:ascii="Times New Roman" w:eastAsia="Times New Roman" w:hAnsi="Times New Roman" w:cs="Times New Roman"/>
-          <w:kern w:val="36"/>
-          <w:sz w:val="28"/>
-          <w:szCs w:val="28"/>
-          <w:lang w:eastAsia="ru-RU"/>
-        </w:rPr>
-        <w:t>прецендента</w:t>
-      </w:r>
-      <w:proofErr w:type="spellEnd"/>
       <w:r>
         <w:rPr>
           <w:rFonts w:ascii="Times New Roman" w:eastAsia="Times New Roman" w:hAnsi="Times New Roman" w:cs="Times New Roman"/>
@@ -3718,6 +3742,7 @@
                 <w:szCs w:val="28"/>
                 <w:lang w:eastAsia="ru-RU"/>
               </w:rPr>
+              <w:lastRenderedPageBreak/>
               <w:t>Основной поток</w:t>
             </w:r>
           </w:p>
@@ -3937,20 +3962,8 @@
           <w:szCs w:val="28"/>
           <w:lang w:eastAsia="ru-RU"/>
         </w:rPr>
-        <w:t xml:space="preserve">Описание </w:t>
+        <w:t>Описание прецендента</w:t>
       </w:r>
-      <w:proofErr w:type="spellStart"/>
-      <w:r>
-        <w:rPr>
-          <w:rFonts w:ascii="Times New Roman" w:eastAsia="Times New Roman" w:hAnsi="Times New Roman" w:cs="Times New Roman"/>
-          <w:kern w:val="36"/>
-          <w:sz w:val="28"/>
-          <w:szCs w:val="28"/>
-          <w:lang w:eastAsia="ru-RU"/>
-        </w:rPr>
-        <w:t>прецендента</w:t>
-      </w:r>
-      <w:proofErr w:type="spellEnd"/>
       <w:r>
         <w:rPr>
           <w:rFonts w:ascii="Times New Roman" w:eastAsia="Times New Roman" w:hAnsi="Times New Roman" w:cs="Times New Roman"/>
@@ -4229,7 +4242,6 @@
                 <w:szCs w:val="28"/>
                 <w:lang w:eastAsia="ru-RU"/>
               </w:rPr>
-              <w:lastRenderedPageBreak/>
               <w:t>Предусловия</w:t>
             </w:r>
           </w:p>
@@ -4440,6 +4452,7 @@
                 <w:szCs w:val="28"/>
                 <w:lang w:eastAsia="ru-RU"/>
               </w:rPr>
+              <w:lastRenderedPageBreak/>
               <w:t>Постусловия</w:t>
             </w:r>
           </w:p>
@@ -4519,20 +4532,8 @@
           <w:szCs w:val="28"/>
           <w:lang w:eastAsia="ru-RU"/>
         </w:rPr>
-        <w:t xml:space="preserve">Описание </w:t>
+        <w:t>Описание прецендента</w:t>
       </w:r>
-      <w:proofErr w:type="spellStart"/>
-      <w:r>
-        <w:rPr>
-          <w:rFonts w:ascii="Times New Roman" w:eastAsia="Times New Roman" w:hAnsi="Times New Roman" w:cs="Times New Roman"/>
-          <w:kern w:val="36"/>
-          <w:sz w:val="28"/>
-          <w:szCs w:val="28"/>
-          <w:lang w:eastAsia="ru-RU"/>
-        </w:rPr>
-        <w:t>прецендента</w:t>
-      </w:r>
-      <w:proofErr w:type="spellEnd"/>
       <w:r>
         <w:rPr>
           <w:rFonts w:ascii="Times New Roman" w:eastAsia="Times New Roman" w:hAnsi="Times New Roman" w:cs="Times New Roman"/>
@@ -5021,7 +5022,6 @@
                 <w:szCs w:val="28"/>
                 <w:lang w:eastAsia="ru-RU"/>
               </w:rPr>
-              <w:lastRenderedPageBreak/>
               <w:t>Постусловия</w:t>
             </w:r>
           </w:p>
@@ -5101,20 +5101,8 @@
           <w:szCs w:val="28"/>
           <w:lang w:eastAsia="ru-RU"/>
         </w:rPr>
-        <w:t xml:space="preserve">Описание </w:t>
+        <w:t>Описание прецендента</w:t>
       </w:r>
-      <w:proofErr w:type="spellStart"/>
-      <w:r>
-        <w:rPr>
-          <w:rFonts w:ascii="Times New Roman" w:eastAsia="Times New Roman" w:hAnsi="Times New Roman" w:cs="Times New Roman"/>
-          <w:kern w:val="36"/>
-          <w:sz w:val="28"/>
-          <w:szCs w:val="28"/>
-          <w:lang w:eastAsia="ru-RU"/>
-        </w:rPr>
-        <w:t>прецендента</w:t>
-      </w:r>
-      <w:proofErr w:type="spellEnd"/>
       <w:r>
         <w:rPr>
           <w:rFonts w:ascii="Times New Roman" w:eastAsia="Times New Roman" w:hAnsi="Times New Roman" w:cs="Times New Roman"/>
@@ -5287,7 +5275,18 @@
                 <w:szCs w:val="28"/>
                 <w:lang w:eastAsia="ru-RU"/>
               </w:rPr>
-              <w:t>Диспетчер отслеживает текущее местоположение автомобилей в реальном времени с помощью спутниковых систем GPS или ГЛОНАСС.</w:t>
+              <w:t xml:space="preserve">Диспетчер отслеживает текущее местоположение автомобилей в реальном </w:t>
+            </w:r>
+            <w:r>
+              <w:rPr>
+                <w:rFonts w:ascii="Times New Roman" w:eastAsia="Times New Roman" w:hAnsi="Times New Roman" w:cs="Times New Roman"/>
+                <w:kern w:val="36"/>
+                <w:sz w:val="28"/>
+                <w:szCs w:val="28"/>
+                <w:lang w:eastAsia="ru-RU"/>
+              </w:rPr>
+              <w:lastRenderedPageBreak/>
+              <w:t>времени с помощью спутниковых систем GPS или ГЛОНАСС.</w:t>
             </w:r>
           </w:p>
         </w:tc>
@@ -5323,6 +5322,7 @@
                 <w:szCs w:val="28"/>
                 <w:lang w:eastAsia="ru-RU"/>
               </w:rPr>
+              <w:lastRenderedPageBreak/>
               <w:t>Субъекты</w:t>
             </w:r>
           </w:p>
@@ -5682,20 +5682,8 @@
           <w:szCs w:val="28"/>
           <w:lang w:eastAsia="ru-RU"/>
         </w:rPr>
-        <w:t xml:space="preserve">Описание </w:t>
+        <w:t>Описание прецендента</w:t>
       </w:r>
-      <w:proofErr w:type="spellStart"/>
-      <w:r>
-        <w:rPr>
-          <w:rFonts w:ascii="Times New Roman" w:eastAsia="Times New Roman" w:hAnsi="Times New Roman" w:cs="Times New Roman"/>
-          <w:kern w:val="36"/>
-          <w:sz w:val="28"/>
-          <w:szCs w:val="28"/>
-          <w:lang w:eastAsia="ru-RU"/>
-        </w:rPr>
-        <w:t>прецендента</w:t>
-      </w:r>
-      <w:proofErr w:type="spellEnd"/>
       <w:r>
         <w:rPr>
           <w:rFonts w:ascii="Times New Roman" w:eastAsia="Times New Roman" w:hAnsi="Times New Roman" w:cs="Times New Roman"/>
@@ -5764,7 +5752,6 @@
                 <w:szCs w:val="28"/>
                 <w:lang w:eastAsia="ru-RU"/>
               </w:rPr>
-              <w:lastRenderedPageBreak/>
               <w:t>Раздел</w:t>
             </w:r>
           </w:p>
@@ -5975,6 +5962,7 @@
                 <w:szCs w:val="28"/>
                 <w:lang w:eastAsia="ru-RU"/>
               </w:rPr>
+              <w:lastRenderedPageBreak/>
               <w:t>Предусловия</w:t>
             </w:r>
           </w:p>
@@ -6264,20 +6252,8 @@
           <w:szCs w:val="28"/>
           <w:lang w:eastAsia="ru-RU"/>
         </w:rPr>
-        <w:t xml:space="preserve">Описание </w:t>
+        <w:t>Описание прецендента</w:t>
       </w:r>
-      <w:proofErr w:type="spellStart"/>
-      <w:r>
-        <w:rPr>
-          <w:rFonts w:ascii="Times New Roman" w:eastAsia="Times New Roman" w:hAnsi="Times New Roman" w:cs="Times New Roman"/>
-          <w:kern w:val="36"/>
-          <w:sz w:val="28"/>
-          <w:szCs w:val="28"/>
-          <w:lang w:eastAsia="ru-RU"/>
-        </w:rPr>
-        <w:t>прецендента</w:t>
-      </w:r>
-      <w:proofErr w:type="spellEnd"/>
       <w:r>
         <w:rPr>
           <w:rFonts w:ascii="Times New Roman" w:eastAsia="Times New Roman" w:hAnsi="Times New Roman" w:cs="Times New Roman"/>
@@ -6486,7 +6462,6 @@
                 <w:szCs w:val="28"/>
                 <w:lang w:eastAsia="ru-RU"/>
               </w:rPr>
-              <w:lastRenderedPageBreak/>
               <w:t>Субъекты</w:t>
             </w:r>
           </w:p>
@@ -6661,7 +6636,18 @@
                 <w:szCs w:val="28"/>
                 <w:lang w:eastAsia="ru-RU"/>
               </w:rPr>
-              <w:t>Система отслеживает текущий пробег автомобилей. При приближении к пороговому значению (например, за 1000 км до ТО) формируется уведомление. Диспетчер получает уведомление с рекомендацией запланировать техническое обслуживание.</w:t>
+              <w:t xml:space="preserve">Система отслеживает текущий пробег автомобилей. При приближении к пороговому </w:t>
+            </w:r>
+            <w:r>
+              <w:rPr>
+                <w:rFonts w:ascii="Times New Roman" w:eastAsia="Times New Roman" w:hAnsi="Times New Roman" w:cs="Times New Roman"/>
+                <w:kern w:val="36"/>
+                <w:sz w:val="28"/>
+                <w:szCs w:val="28"/>
+                <w:lang w:eastAsia="ru-RU"/>
+              </w:rPr>
+              <w:lastRenderedPageBreak/>
+              <w:t>значению (например, за 1000 км до ТО) формируется уведомление. Диспетчер получает уведомление с рекомендацией запланировать техническое обслуживание.</w:t>
             </w:r>
           </w:p>
         </w:tc>
@@ -6697,6 +6683,7 @@
                 <w:szCs w:val="28"/>
                 <w:lang w:eastAsia="ru-RU"/>
               </w:rPr>
+              <w:lastRenderedPageBreak/>
               <w:t>Альтернативный поток</w:t>
             </w:r>
           </w:p>
@@ -6846,20 +6833,8 @@
           <w:szCs w:val="28"/>
           <w:lang w:eastAsia="ru-RU"/>
         </w:rPr>
-        <w:t xml:space="preserve">Описание </w:t>
+        <w:t>Описание прецендента</w:t>
       </w:r>
-      <w:proofErr w:type="spellStart"/>
-      <w:r>
-        <w:rPr>
-          <w:rFonts w:ascii="Times New Roman" w:eastAsia="Times New Roman" w:hAnsi="Times New Roman" w:cs="Times New Roman"/>
-          <w:kern w:val="36"/>
-          <w:sz w:val="28"/>
-          <w:szCs w:val="28"/>
-          <w:lang w:eastAsia="ru-RU"/>
-        </w:rPr>
-        <w:t>прецендента</w:t>
-      </w:r>
-      <w:proofErr w:type="spellEnd"/>
       <w:r>
         <w:rPr>
           <w:rFonts w:ascii="Times New Roman" w:eastAsia="Times New Roman" w:hAnsi="Times New Roman" w:cs="Times New Roman"/>
@@ -7208,7 +7183,6 @@
                 <w:szCs w:val="28"/>
                 <w:lang w:eastAsia="ru-RU"/>
               </w:rPr>
-              <w:lastRenderedPageBreak/>
               <w:t>Основной поток</w:t>
             </w:r>
           </w:p>
@@ -7349,6 +7323,7 @@
                 <w:szCs w:val="28"/>
                 <w:lang w:eastAsia="ru-RU"/>
               </w:rPr>
+              <w:lastRenderedPageBreak/>
               <w:t>Постусловия</w:t>
             </w:r>
           </w:p>
@@ -7428,20 +7403,8 @@
           <w:szCs w:val="28"/>
           <w:lang w:eastAsia="ru-RU"/>
         </w:rPr>
-        <w:t xml:space="preserve">Описание </w:t>
+        <w:t>Описание прецендента</w:t>
       </w:r>
-      <w:proofErr w:type="spellStart"/>
-      <w:r>
-        <w:rPr>
-          <w:rFonts w:ascii="Times New Roman" w:eastAsia="Times New Roman" w:hAnsi="Times New Roman" w:cs="Times New Roman"/>
-          <w:kern w:val="36"/>
-          <w:sz w:val="28"/>
-          <w:szCs w:val="28"/>
-          <w:lang w:eastAsia="ru-RU"/>
-        </w:rPr>
-        <w:t>прецендента</w:t>
-      </w:r>
-      <w:proofErr w:type="spellEnd"/>
       <w:r>
         <w:rPr>
           <w:rFonts w:ascii="Times New Roman" w:eastAsia="Times New Roman" w:hAnsi="Times New Roman" w:cs="Times New Roman"/>
@@ -8009,20 +7972,8 @@
           <w:szCs w:val="28"/>
           <w:lang w:eastAsia="ru-RU"/>
         </w:rPr>
-        <w:t xml:space="preserve">Описание </w:t>
+        <w:t>Описание прецендента</w:t>
       </w:r>
-      <w:proofErr w:type="spellStart"/>
-      <w:r>
-        <w:rPr>
-          <w:rFonts w:ascii="Times New Roman" w:eastAsia="Times New Roman" w:hAnsi="Times New Roman" w:cs="Times New Roman"/>
-          <w:kern w:val="36"/>
-          <w:sz w:val="28"/>
-          <w:szCs w:val="28"/>
-          <w:lang w:eastAsia="ru-RU"/>
-        </w:rPr>
-        <w:t>прецендента</w:t>
-      </w:r>
-      <w:proofErr w:type="spellEnd"/>
       <w:r>
         <w:rPr>
           <w:rFonts w:ascii="Times New Roman" w:eastAsia="Times New Roman" w:hAnsi="Times New Roman" w:cs="Times New Roman"/>
@@ -8195,7 +8146,18 @@
                 <w:szCs w:val="28"/>
                 <w:lang w:eastAsia="ru-RU"/>
               </w:rPr>
-              <w:t>Администратор управляет справочной информацией системы: типы ремонтов, нормы расхода топлива, списки автомобилей, водителей и диспетчеров.</w:t>
+              <w:t xml:space="preserve">Администратор управляет справочной информацией системы: типы ремонтов, нормы </w:t>
+            </w:r>
+            <w:r>
+              <w:rPr>
+                <w:rFonts w:ascii="Times New Roman" w:eastAsia="Times New Roman" w:hAnsi="Times New Roman" w:cs="Times New Roman"/>
+                <w:kern w:val="36"/>
+                <w:sz w:val="28"/>
+                <w:szCs w:val="28"/>
+                <w:lang w:eastAsia="ru-RU"/>
+              </w:rPr>
+              <w:lastRenderedPageBreak/>
+              <w:t>расхода топлива, списки автомобилей, водителей и диспетчеров.</w:t>
             </w:r>
           </w:p>
         </w:tc>
@@ -8231,6 +8193,7 @@
                 <w:szCs w:val="28"/>
                 <w:lang w:eastAsia="ru-RU"/>
               </w:rPr>
+              <w:lastRenderedPageBreak/>
               <w:t>Субъекты</w:t>
             </w:r>
           </w:p>
@@ -8590,20 +8553,8 @@
           <w:szCs w:val="28"/>
           <w:lang w:eastAsia="ru-RU"/>
         </w:rPr>
-        <w:t xml:space="preserve">Описание </w:t>
+        <w:t>Описание прецендента</w:t>
       </w:r>
-      <w:proofErr w:type="spellStart"/>
-      <w:r>
-        <w:rPr>
-          <w:rFonts w:ascii="Times New Roman" w:eastAsia="Times New Roman" w:hAnsi="Times New Roman" w:cs="Times New Roman"/>
-          <w:kern w:val="36"/>
-          <w:sz w:val="28"/>
-          <w:szCs w:val="28"/>
-          <w:lang w:eastAsia="ru-RU"/>
-        </w:rPr>
-        <w:t>прецендента</w:t>
-      </w:r>
-      <w:proofErr w:type="spellEnd"/>
       <w:r>
         <w:rPr>
           <w:rFonts w:ascii="Times New Roman" w:eastAsia="Times New Roman" w:hAnsi="Times New Roman" w:cs="Times New Roman"/>
@@ -8776,18 +8727,7 @@
                 <w:szCs w:val="28"/>
                 <w:lang w:eastAsia="ru-RU"/>
               </w:rPr>
-              <w:t xml:space="preserve">Администратор блокирует пользователя (водителя или диспетчера) при нарушении требований компаний или законодательства. </w:t>
-            </w:r>
-            <w:r>
-              <w:rPr>
-                <w:rFonts w:ascii="Times New Roman" w:eastAsia="Times New Roman" w:hAnsi="Times New Roman" w:cs="Times New Roman"/>
-                <w:kern w:val="36"/>
-                <w:sz w:val="28"/>
-                <w:szCs w:val="28"/>
-                <w:lang w:eastAsia="ru-RU"/>
-              </w:rPr>
-              <w:lastRenderedPageBreak/>
-              <w:t>Заблокированный пользователь теряет доступ к системе.</w:t>
+              <w:t>Администратор блокирует пользователя (водителя или диспетчера) при нарушении требований компаний или законодательства. Заблокированный пользователь теряет доступ к системе.</w:t>
             </w:r>
           </w:p>
         </w:tc>
@@ -8823,7 +8763,6 @@
                 <w:szCs w:val="28"/>
                 <w:lang w:eastAsia="ru-RU"/>
               </w:rPr>
-              <w:lastRenderedPageBreak/>
               <w:t>Субъекты</w:t>
             </w:r>
           </w:p>
@@ -8894,6 +8833,7 @@
                 <w:szCs w:val="28"/>
                 <w:lang w:eastAsia="ru-RU"/>
               </w:rPr>
+              <w:lastRenderedPageBreak/>
               <w:t>Предусловия</w:t>
             </w:r>
           </w:p>
@@ -9183,9 +9123,8 @@
           <w:szCs w:val="28"/>
           <w:lang w:eastAsia="ru-RU"/>
         </w:rPr>
-        <w:t xml:space="preserve">Описание </w:t>
+        <w:t>Описание прецендента</w:t>
       </w:r>
-      <w:proofErr w:type="spellStart"/>
       <w:r>
         <w:rPr>
           <w:rFonts w:ascii="Times New Roman" w:eastAsia="Times New Roman" w:hAnsi="Times New Roman" w:cs="Times New Roman"/>
@@ -9194,40 +9133,7 @@
           <w:szCs w:val="28"/>
           <w:lang w:eastAsia="ru-RU"/>
         </w:rPr>
-        <w:t>прецендента</w:t>
-      </w:r>
-      <w:proofErr w:type="spellEnd"/>
-      <w:r>
-        <w:rPr>
-          <w:rFonts w:ascii="Times New Roman" w:eastAsia="Times New Roman" w:hAnsi="Times New Roman" w:cs="Times New Roman"/>
-          <w:kern w:val="36"/>
-          <w:sz w:val="28"/>
-          <w:szCs w:val="28"/>
-          <w:lang w:eastAsia="ru-RU"/>
-        </w:rPr>
-        <w:t xml:space="preserve"> «Экспорт в </w:t>
-      </w:r>
-      <w:proofErr w:type="spellStart"/>
-      <w:r>
-        <w:rPr>
-          <w:rFonts w:ascii="Times New Roman" w:eastAsia="Times New Roman" w:hAnsi="Times New Roman" w:cs="Times New Roman"/>
-          <w:kern w:val="36"/>
-          <w:sz w:val="28"/>
-          <w:szCs w:val="28"/>
-          <w:lang w:eastAsia="ru-RU"/>
-        </w:rPr>
-        <w:t>Excel</w:t>
-      </w:r>
-      <w:proofErr w:type="spellEnd"/>
-      <w:r>
-        <w:rPr>
-          <w:rFonts w:ascii="Times New Roman" w:eastAsia="Times New Roman" w:hAnsi="Times New Roman" w:cs="Times New Roman"/>
-          <w:kern w:val="36"/>
-          <w:sz w:val="28"/>
-          <w:szCs w:val="28"/>
-          <w:lang w:eastAsia="ru-RU"/>
-        </w:rPr>
-        <w:t>»</w:t>
+        <w:t xml:space="preserve"> «Экспорт в Excel»</w:t>
       </w:r>
     </w:p>
     <w:tbl>
@@ -9567,7 +9473,6 @@
                 <w:szCs w:val="28"/>
                 <w:lang w:eastAsia="ru-RU"/>
               </w:rPr>
-              <w:lastRenderedPageBreak/>
               <w:t>Основной поток</w:t>
             </w:r>
           </w:p>
@@ -9660,6 +9565,7 @@
                 <w:szCs w:val="28"/>
                 <w:lang w:eastAsia="ru-RU"/>
               </w:rPr>
+              <w:lastRenderedPageBreak/>
               <w:t>Альтернативный поток</w:t>
             </w:r>
           </w:p>
@@ -9809,20 +9715,8 @@
           <w:szCs w:val="28"/>
           <w:lang w:eastAsia="ru-RU"/>
         </w:rPr>
-        <w:t xml:space="preserve">Описание </w:t>
+        <w:t>Описание прецендента</w:t>
       </w:r>
-      <w:proofErr w:type="spellStart"/>
-      <w:r>
-        <w:rPr>
-          <w:rFonts w:ascii="Times New Roman" w:eastAsia="Times New Roman" w:hAnsi="Times New Roman" w:cs="Times New Roman"/>
-          <w:kern w:val="36"/>
-          <w:sz w:val="28"/>
-          <w:szCs w:val="28"/>
-          <w:lang w:eastAsia="ru-RU"/>
-        </w:rPr>
-        <w:t>прецендента</w:t>
-      </w:r>
-      <w:proofErr w:type="spellEnd"/>
       <w:r>
         <w:rPr>
           <w:rFonts w:ascii="Times New Roman" w:eastAsia="Times New Roman" w:hAnsi="Times New Roman" w:cs="Times New Roman"/>
@@ -10385,7 +10279,7 @@
 </file>
 
 <file path=word/numbering.xml><?xml version="1.0" encoding="utf-8"?>
-<w:numbering xmlns:wpc="http://schemas.microsoft.com/office/word/2010/wordprocessingCanvas" xmlns:cx="http://schemas.microsoft.com/office/drawing/2014/chartex" xmlns:cx1="http://schemas.microsoft.com/office/drawing/2015/9/8/chartex" xmlns:mc="http://schemas.openxmlformats.org/markup-compatibility/2006" xmlns:o="urn:schemas-microsoft-com:office:office" xmlns:r="http://schemas.openxmlformats.org/officeDocument/2006/relationships" xmlns:m="http://schemas.openxmlformats.org/officeDocument/2006/math" xmlns:v="urn:schemas-microsoft-com:vml" xmlns:wp14="http://schemas.microsoft.com/office/word/2010/wordprocessingDrawing" xmlns:wp="http://schemas.openxmlformats.org/drawingml/2006/wordprocessingDrawing" xmlns:w10="urn:schemas-microsoft-com:office:word" xmlns:w="http://schemas.openxmlformats.org/wordprocessingml/2006/main" xmlns:w14="http://schemas.microsoft.com/office/word/2010/wordml" xmlns:w15="http://schemas.microsoft.com/office/word/2012/wordml" xmlns:w16se="http://schemas.microsoft.com/office/word/2015/wordml/symex" xmlns:wpg="http://schemas.microsoft.com/office/word/2010/wordprocessingGroup" xmlns:wpi="http://schemas.microsoft.com/office/word/2010/wordprocessingInk" xmlns:wne="http://schemas.microsoft.com/office/word/2006/wordml" xmlns:wps="http://schemas.microsoft.com/office/word/2010/wordprocessingShape" mc:Ignorable="w14 w15 w16se wp14">
+<w:numbering xmlns:wpc="http://schemas.microsoft.com/office/word/2010/wordprocessingCanvas" xmlns:cx="http://schemas.microsoft.com/office/drawing/2014/chartex" xmlns:cx1="http://schemas.microsoft.com/office/drawing/2015/9/8/chartex" xmlns:cx2="http://schemas.microsoft.com/office/drawing/2015/10/21/chartex" xmlns:cx3="http://schemas.microsoft.com/office/drawing/2016/5/9/chartex" xmlns:cx4="http://schemas.microsoft.com/office/drawing/2016/5/10/chartex" xmlns:cx5="http://schemas.microsoft.com/office/drawing/2016/5/11/chartex" xmlns:cx6="http://schemas.microsoft.com/office/drawing/2016/5/12/chartex" xmlns:cx7="http://schemas.microsoft.com/office/drawing/2016/5/13/chartex" xmlns:cx8="http://schemas.microsoft.com/office/drawing/2016/5/14/chartex" xmlns:mc="http://schemas.openxmlformats.org/markup-compatibility/2006" xmlns:aink="http://schemas.microsoft.com/office/drawing/2016/ink" xmlns:am3d="http://schemas.microsoft.com/office/drawing/2017/model3d" xmlns:o="urn:schemas-microsoft-com:office:office" xmlns:oel="http://schemas.microsoft.com/office/2019/extlst" xmlns:r="http://schemas.openxmlformats.org/officeDocument/2006/relationships" xmlns:m="http://schemas.openxmlformats.org/officeDocument/2006/math" xmlns:v="urn:schemas-microsoft-com:vml" xmlns:wp14="http://schemas.microsoft.com/office/word/2010/wordprocessingDrawing" xmlns:wp="http://schemas.openxmlformats.org/drawingml/2006/wordprocessingDrawing" xmlns:w10="urn:schemas-microsoft-com:office:word" xmlns:w="http://schemas.openxmlformats.org/wordprocessingml/2006/main" xmlns:w14="http://schemas.microsoft.com/office/word/2010/wordml" xmlns:w15="http://schemas.microsoft.com/office/word/2012/wordml" xmlns:w16cex="http://schemas.microsoft.com/office/word/2018/wordml/cex" xmlns:w16cid="http://schemas.microsoft.com/office/word/2016/wordml/cid" xmlns:w16="http://schemas.microsoft.com/office/word/2018/wordml" xmlns:w16sdtdh="http://schemas.microsoft.com/office/word/2020/wordml/sdtdatahash" xmlns:w16se="http://schemas.microsoft.com/office/word/2015/wordml/symex" xmlns:wpg="http://schemas.microsoft.com/office/word/2010/wordprocessingGroup" xmlns:wpi="http://schemas.microsoft.com/office/word/2010/wordprocessingInk" xmlns:wne="http://schemas.microsoft.com/office/word/2006/wordml" xmlns:wps="http://schemas.microsoft.com/office/word/2010/wordprocessingShape" mc:Ignorable="w14 w15 w16se w16cid w16 w16cex w16sdtdh wp14">
   <w:abstractNum w:abstractNumId="0" w15:restartNumberingAfterBreak="0">
     <w:nsid w:val="0B0B5753"/>
     <w:multiLevelType w:val="multilevel"/>
@@ -11131,26 +11025,26 @@
       </w:rPr>
     </w:lvl>
   </w:abstractNum>
-  <w:num w:numId="1">
+  <w:num w:numId="1" w16cid:durableId="1776631233">
     <w:abstractNumId w:val="3"/>
   </w:num>
-  <w:num w:numId="2">
+  <w:num w:numId="2" w16cid:durableId="72822363">
     <w:abstractNumId w:val="0"/>
   </w:num>
-  <w:num w:numId="3">
+  <w:num w:numId="3" w16cid:durableId="284314614">
     <w:abstractNumId w:val="4"/>
   </w:num>
-  <w:num w:numId="4">
+  <w:num w:numId="4" w16cid:durableId="1266497305">
     <w:abstractNumId w:val="1"/>
   </w:num>
-  <w:num w:numId="5">
+  <w:num w:numId="5" w16cid:durableId="1709724036">
     <w:abstractNumId w:val="2"/>
   </w:num>
 </w:numbering>
 </file>
 
 <file path=word/styles.xml><?xml version="1.0" encoding="utf-8"?>
-<w:styles xmlns:mc="http://schemas.openxmlformats.org/markup-compatibility/2006" xmlns:r="http://schemas.openxmlformats.org/officeDocument/2006/relationships" xmlns:w="http://schemas.openxmlformats.org/wordprocessingml/2006/main" xmlns:w14="http://schemas.microsoft.com/office/word/2010/wordml" xmlns:w15="http://schemas.microsoft.com/office/word/2012/wordml" xmlns:w16se="http://schemas.microsoft.com/office/word/2015/wordml/symex" mc:Ignorable="w14 w15 w16se">
+<w:styles xmlns:mc="http://schemas.openxmlformats.org/markup-compatibility/2006" xmlns:r="http://schemas.openxmlformats.org/officeDocument/2006/relationships" xmlns:w="http://schemas.openxmlformats.org/wordprocessingml/2006/main" xmlns:w14="http://schemas.microsoft.com/office/word/2010/wordml" xmlns:w15="http://schemas.microsoft.com/office/word/2012/wordml" xmlns:w16cex="http://schemas.microsoft.com/office/word/2018/wordml/cex" xmlns:w16cid="http://schemas.microsoft.com/office/word/2016/wordml/cid" xmlns:w16="http://schemas.microsoft.com/office/word/2018/wordml" xmlns:w16sdtdh="http://schemas.microsoft.com/office/word/2020/wordml/sdtdatahash" xmlns:w16se="http://schemas.microsoft.com/office/word/2015/wordml/symex" mc:Ignorable="w14 w15 w16se w16cid w16 w16cex w16sdtdh">
   <w:docDefaults>
     <w:rPrDefault>
       <w:rPr>
@@ -11166,7 +11060,7 @@
       </w:pPr>
     </w:pPrDefault>
   </w:docDefaults>
-  <w:latentStyles w:defLockedState="0" w:defUIPriority="99" w:defSemiHidden="0" w:defUnhideWhenUsed="0" w:defQFormat="0" w:count="371">
+  <w:latentStyles w:defLockedState="0" w:defUIPriority="99" w:defSemiHidden="0" w:defUnhideWhenUsed="0" w:defQFormat="0" w:count="376">
     <w:lsdException w:name="Normal" w:uiPriority="0" w:qFormat="1"/>
     <w:lsdException w:name="heading 1" w:uiPriority="9" w:qFormat="1"/>
     <w:lsdException w:name="heading 2" w:semiHidden="1" w:uiPriority="9" w:unhideWhenUsed="1" w:qFormat="1"/>
@@ -11538,6 +11432,11 @@
     <w:lsdException w:name="List Table 5 Dark Accent 6" w:uiPriority="50"/>
     <w:lsdException w:name="List Table 6 Colorful Accent 6" w:uiPriority="51"/>
     <w:lsdException w:name="List Table 7 Colorful Accent 6" w:uiPriority="52"/>
+    <w:lsdException w:name="Mention" w:semiHidden="1" w:unhideWhenUsed="1"/>
+    <w:lsdException w:name="Smart Hyperlink" w:semiHidden="1" w:unhideWhenUsed="1"/>
+    <w:lsdException w:name="Hashtag" w:semiHidden="1" w:unhideWhenUsed="1"/>
+    <w:lsdException w:name="Unresolved Mention" w:semiHidden="1" w:unhideWhenUsed="1"/>
+    <w:lsdException w:name="Smart Link" w:semiHidden="1" w:unhideWhenUsed="1"/>
   </w:latentStyles>
   <w:style w:type="paragraph" w:default="1" w:styleId="a">
     <w:name w:val="Normal"/>
